--- a/word_reports/LP_0373_위치_224_Wayne King_The Waltz King.docx
+++ b/word_reports/LP_0373_위치_224_Wayne King_The Waltz King.docx
@@ -4,7 +4,7 @@
   <w:body>
     <w:p>
       <w:pPr>
-        <w:spacing w:after="280"/>
+        <w:spacing w:after="80"/>
       </w:pPr>
       <w:r>
         <w:rPr w:rFonts="맑은 고딕">
@@ -13,94 +13,47 @@
           <w:color w:val="1E3A8A"/>
           <w:sz w:val="30"/>
         </w:rPr>
-        <w:t>[224] Wayne King - The Waltz King</w:t>
+        <w:t>Wayne King (웨인 킹) - The Waltz King</w:t>
       </w:r>
     </w:p>
     <w:p>
       <w:pPr>
-        <w:spacing w:after="320"/>
+        <w:spacing w:after="240"/>
       </w:pPr>
       <w:r>
         <w:rPr w:rFonts="맑은 고딕">
           <w:rFonts w:ascii="맑은 고딕" w:hAnsi="맑은 고딕" w:eastAsia="맑은 고딕"/>
           <w:b/>
-          <w:sz w:val="20"/>
+          <w:color w:val="4B5563"/>
+          <w:sz w:val="22"/>
         </w:rPr>
-        <w:t>■ 위치 : 224</w:t>
-        <w:br/>
-      </w:r>
-      <w:r>
-        <w:rPr w:rFonts="맑은 고딕">
-          <w:rFonts w:ascii="맑은 고딕" w:hAnsi="맑은 고딕" w:eastAsia="맑은 고딕"/>
-          <w:b/>
-          <w:sz w:val="20"/>
-        </w:rPr>
-        <w:t>■ 아티스트 : Wayne King</w:t>
-        <w:br/>
-      </w:r>
-      <w:r>
-        <w:rPr w:rFonts="맑은 고딕">
-          <w:rFonts w:ascii="맑은 고딕" w:hAnsi="맑은 고딕" w:eastAsia="맑은 고딕"/>
-          <w:b/>
-          <w:sz w:val="20"/>
-        </w:rPr>
-        <w:t>■ 앨범명 : The Waltz King</w:t>
-        <w:br/>
-      </w:r>
-      <w:r>
-        <w:rPr w:rFonts="맑은 고딕">
-          <w:rFonts w:ascii="맑은 고딕" w:hAnsi="맑은 고딕" w:eastAsia="맑은 고딕"/>
-          <w:b w:val="0"/>
-          <w:sz w:val="20"/>
-        </w:rPr>
-        <w:t>■ 음반 레이블 : Decca</w:t>
-        <w:br/>
-      </w:r>
-      <w:r>
-        <w:rPr w:rFonts="맑은 고딕">
-          <w:rFonts w:ascii="맑은 고딕" w:hAnsi="맑은 고딕" w:eastAsia="맑은 고딕"/>
-          <w:b w:val="0"/>
-          <w:sz w:val="20"/>
-        </w:rPr>
-        <w:t>■ 발매년도 : 1959</w:t>
-        <w:br/>
-      </w:r>
-      <w:r>
-        <w:rPr w:rFonts="맑은 고딕">
-          <w:rFonts w:ascii="맑은 고딕" w:hAnsi="맑은 고딕" w:eastAsia="맑은 고딕"/>
-          <w:b w:val="0"/>
-          <w:sz w:val="20"/>
-        </w:rPr>
-        <w:t>■ 장르 : 이지 리스닝 / 스위트 뮤직 / 빅밴드 (Easy Listening / Sweet Music / Big Band)</w:t>
-        <w:br/>
-      </w:r>
-      <w:r>
-        <w:rPr w:rFonts="맑은 고딕">
-          <w:rFonts w:ascii="맑은 고딕" w:hAnsi="맑은 고딕" w:eastAsia="맑은 고딕"/>
-          <w:b w:val="0"/>
-          <w:sz w:val="20"/>
-        </w:rPr>
-        <w:t>■ 주요 수록곡 : - The Waltz You Saved for Me</w:t>
-        <w:br/>
+        <w:t>위치 :  224</w:t>
       </w:r>
     </w:p>
     <w:p>
       <w:pPr>
-        <w:spacing w:after="160"/>
+        <w:spacing w:line="324" w:lineRule="auto" w:before="80" w:after="160"/>
       </w:pPr>
       <w:r>
         <w:rPr w:rFonts="맑은 고딕">
           <w:rFonts w:ascii="맑은 고딕" w:hAnsi="맑은 고딕" w:eastAsia="맑은 고딕"/>
           <w:b/>
           <w:color w:val="1F2937"/>
-          <w:sz w:val="24"/>
+          <w:sz w:val="22"/>
         </w:rPr>
-        <w:t>■ 음반 해설 및 감상 가이드</w:t>
+        <w:t xml:space="preserve">[음반 소개] </w:t>
+      </w:r>
+      <w:r>
+        <w:rPr w:rFonts="맑은 고딕">
+          <w:rFonts w:ascii="맑은 고딕" w:hAnsi="맑은 고딕" w:eastAsia="맑은 고딕"/>
+          <w:b w:val="0"/>
+          <w:sz w:val="21"/>
+        </w:rPr>
       </w:r>
     </w:p>
     <w:p>
       <w:pPr>
-        <w:spacing w:line="312" w:lineRule="auto" w:after="120"/>
+        <w:spacing w:line="324" w:lineRule="auto" w:after="120"/>
       </w:pPr>
       <w:r>
         <w:rPr w:rFonts="맑은 고딕">
@@ -108,51 +61,516 @@
           <w:b w:val="0"/>
           <w:sz w:val="21"/>
         </w:rPr>
-        <w:t>20세기 중반 미국 대중음악계에서 '왈츠의 왕(The Waltz King)'이라는 칭호를 받으며 독보적인 위치를 차지했던 웨인 킹(Wayne King)의 정수를 담아낸 명반입니다. 웨인 킹은 단정하고 우아한 관현악 편곡과 감 감 감미로운 색소폰 연주로 1930년대부터 1950년대에 이르기까지 라디오와 무도회장을 사로잡았습니다. 이 음반은 그가 일구어낸 음악적 유산 중에서도 가장 상징적인 왈츠 명곡들을 엄선하여 수록한 클래식 이지 리스닝의 결정판입니다.</w:t>
+        <w:t>20세기 초중반, 격동과 혼란의 시대 속에서도 순백의 낭만과 우아한 품격을 잃지 않았던 진정한 ‘왈츠의 제왕’ 웨인 킹의 음악적 정수를 집대성한 명반입니다. 비단결처럼 부드럽게 일렁이는 특유의 알토 색소폰 선율과 기품 있는 오케스트레이션은 회색빛 일상을 단숨에 샹들리에 찬란한 고풍스러운 무도회장의 꿈결로 탈바꿈시킵니다. 시대를 초월하여 흐르는 온화한 3박자의 리듬은 클래식의 단아함과 스탠더드 팝의 친밀함을 완벽하게 결속하며, 듣는 이의 마음 깊은 곳에 잊히지 않는 서정의 물결을 아로새깁니다.</w:t>
       </w:r>
     </w:p>
     <w:p>
       <w:pPr>
-        <w:spacing w:line="312" w:lineRule="auto" w:after="120"/>
+        <w:spacing w:line="324" w:lineRule="auto" w:before="200" w:after="80"/>
       </w:pPr>
+      <w:r>
+        <w:rPr w:rFonts="맑은 고딕">
+          <w:rFonts w:ascii="맑은 고딕" w:hAnsi="맑은 고딕" w:eastAsia="맑은 고딕"/>
+          <w:b/>
+          <w:color w:val="1E3A8A"/>
+          <w:sz w:val="24"/>
+        </w:rPr>
+        <w:t>1. 음반 데이터</w:t>
+      </w:r>
+    </w:p>
+    <w:p>
+      <w:pPr>
+        <w:spacing w:line="324" w:lineRule="auto" w:after="80"/>
+      </w:pPr>
+      <w:r>
+        <w:rPr w:rFonts="맑은 고딕">
+          <w:rFonts w:ascii="맑은 고딕" w:hAnsi="맑은 고딕" w:eastAsia="맑은 고딕"/>
+          <w:b w:val="0"/>
+          <w:color w:val="6B7280"/>
+          <w:sz w:val="21"/>
+        </w:rPr>
+        <w:t xml:space="preserve">· </w:t>
+      </w:r>
+      <w:r>
+        <w:rPr w:rFonts="맑은 고딕">
+          <w:rFonts w:ascii="맑은 고딕" w:hAnsi="맑은 고딕" w:eastAsia="맑은 고딕"/>
+          <w:b/>
+          <w:color w:val="1F2937"/>
+          <w:sz w:val="21"/>
+        </w:rPr>
+        <w:t xml:space="preserve">앨범명: </w:t>
+      </w:r>
       <w:r>
         <w:rPr w:rFonts="맑은 고딕">
           <w:rFonts w:ascii="맑은 고딕" w:hAnsi="맑은 고딕" w:eastAsia="맑은 고딕"/>
           <w:b w:val="0"/>
           <w:sz w:val="21"/>
         </w:rPr>
-        <w:t>음악적으로 이 앨범은 당대 풍행하던 자극적인 스윙 거장의 연주와는 궤를 달리하는 '스위트 뮤직(Sweet Music)'의 극치를 보여줍니다. 웨인 킹 특유의 부드럽고 유연한 알토 색소폰 톤을 중심으로, 풍성하게 감싸 안는 현악 세션과 절제된 금관악기가 조화를 이루며 3박자의 왈츠 리듬을 부드럽게 물들입니다. 과도한 화려함보다는 절제된 품격과 서정성을 강조하여, 듣는 이로 하여금 고전적인 연회장의 낭만을 떠올리게 만듭니다.</w:t>
+        <w:t>The Waltz King</w:t>
       </w:r>
     </w:p>
     <w:p>
       <w:pPr>
-        <w:spacing w:line="312" w:lineRule="auto" w:after="120"/>
+        <w:spacing w:line="324" w:lineRule="auto" w:after="80"/>
       </w:pPr>
+      <w:r>
+        <w:rPr w:rFonts="맑은 고딕">
+          <w:rFonts w:ascii="맑은 고딕" w:hAnsi="맑은 고딕" w:eastAsia="맑은 고딕"/>
+          <w:b w:val="0"/>
+          <w:color w:val="6B7280"/>
+          <w:sz w:val="21"/>
+        </w:rPr>
+        <w:t xml:space="preserve">· </w:t>
+      </w:r>
+      <w:r>
+        <w:rPr w:rFonts="맑은 고딕">
+          <w:rFonts w:ascii="맑은 고딕" w:hAnsi="맑은 고딕" w:eastAsia="맑은 고딕"/>
+          <w:b/>
+          <w:color w:val="1F2937"/>
+          <w:sz w:val="21"/>
+        </w:rPr>
+        <w:t xml:space="preserve">아티스트: </w:t>
+      </w:r>
       <w:r>
         <w:rPr w:rFonts="맑은 고딕">
           <w:rFonts w:ascii="맑은 고딕" w:hAnsi="맑은 고딕" w:eastAsia="맑은 고딕"/>
           <w:b w:val="0"/>
           <w:sz w:val="21"/>
         </w:rPr>
-        <w:t>앨범의 포문을 열어주는 'The Waltz You Saved for Me'는 웨인 킹의 시그니처 테마곡으로, 그의 음악 인생을 대표하는 가장 아름다운 선율을 자랑합니다. 이어지는 'Melody of Love'와 'Anniversary Waltz'는 감미로운 멜로디라인과 은은한 아날로그 질감이 어우러져 한 시대의 아련한 향수를 자극합니다. 리드미컬하면서도 기품을 잃지 않는 곡 구성은 단순한 감상용 음악을 넘어 50년대 미국 대중문화의 우아한 일면을 정밀하게 복원해 냅니다.</w:t>
+        <w:t>Wayne King (웨인 킹)</w:t>
       </w:r>
     </w:p>
     <w:p>
       <w:pPr>
-        <w:spacing w:line="312" w:lineRule="auto" w:after="120"/>
+        <w:spacing w:line="324" w:lineRule="auto" w:after="80"/>
       </w:pPr>
+      <w:r>
+        <w:rPr w:rFonts="맑은 고딕">
+          <w:rFonts w:ascii="맑은 고딕" w:hAnsi="맑은 고딕" w:eastAsia="맑은 고딕"/>
+          <w:b w:val="0"/>
+          <w:color w:val="6B7280"/>
+          <w:sz w:val="21"/>
+        </w:rPr>
+        <w:t xml:space="preserve">· </w:t>
+      </w:r>
+      <w:r>
+        <w:rPr w:rFonts="맑은 고딕">
+          <w:rFonts w:ascii="맑은 고딕" w:hAnsi="맑은 고딕" w:eastAsia="맑은 고딕"/>
+          <w:b/>
+          <w:color w:val="1F2937"/>
+          <w:sz w:val="21"/>
+        </w:rPr>
+        <w:t xml:space="preserve">발매 정보: </w:t>
+      </w:r>
       <w:r>
         <w:rPr w:rFonts="맑은 고딕">
           <w:rFonts w:ascii="맑은 고딕" w:hAnsi="맑은 고딕" w:eastAsia="맑은 고딕"/>
           <w:b w:val="0"/>
           <w:sz w:val="21"/>
         </w:rPr>
-        <w:t>LP 음반 특유의 따스한 질감으로 청취할 때 이 음반이 지닌 본연의 가치가 더욱 빛을 발합니다. 정교하게 다듬어진 오케스트레이션과 웨인 킹의 따뜻한 색소폰 음색은 공간을 순식간에 클래시컬하고 낭만적인 분위기로 채워줍니다. 시대를 초월하여 사랑받는 왈츠의 거장이 남긴 이 작품은 레트로 오디오 마니아와 고전 이지 리스닝 애호가 모두에게 깊은 안식과 감동을 선사하는 귀중한 명반입니다.</w:t>
+        <w:t>스위트 댄스 오케스트라와 빅밴드의 황금기를 풍미했던 명문 레이블 RCA Victor를 통해 발매된 앨범으로, 웨인 킹 악단의 전성기 왈츠 레퍼토리를 고음질 모노/스테레오 바이닐 사운드로 감상할 수 있도록 정갈하게 엮어낸 역사적 기록물입니다.</w:t>
+      </w:r>
+    </w:p>
+    <w:p>
+      <w:pPr>
+        <w:spacing w:line="324" w:lineRule="auto" w:after="80"/>
+      </w:pPr>
+      <w:r>
+        <w:rPr w:rFonts="맑은 고딕">
+          <w:rFonts w:ascii="맑은 고딕" w:hAnsi="맑은 고딕" w:eastAsia="맑은 고딕"/>
+          <w:b w:val="0"/>
+          <w:color w:val="6B7280"/>
+          <w:sz w:val="21"/>
+        </w:rPr>
+        <w:t xml:space="preserve">· </w:t>
+      </w:r>
+      <w:r>
+        <w:rPr w:rFonts="맑은 고딕">
+          <w:rFonts w:ascii="맑은 고딕" w:hAnsi="맑은 고딕" w:eastAsia="맑은 고딕"/>
+          <w:b/>
+          <w:color w:val="1F2937"/>
+          <w:sz w:val="21"/>
+        </w:rPr>
+        <w:t xml:space="preserve">LP 인기도(판매량): </w:t>
+      </w:r>
+      <w:r>
+        <w:rPr w:rFonts="맑은 고딕">
+          <w:rFonts w:ascii="맑은 고딕" w:hAnsi="맑은 고딕" w:eastAsia="맑은 고딕"/>
+          <w:b w:val="0"/>
+          <w:sz w:val="21"/>
+        </w:rPr>
+        <w:t>1930년대부터 라디오 전파를 타며 전 미국 가정을 매료시켰던 웨인 킹의 명성에 힘입어, 발매 당시 미국 전역의 애호가들에게 폭발적인 사랑을 받으며 장기 베스트셀러 및 스테디셀러 반열에 올랐습니다.</w:t>
+      </w:r>
+    </w:p>
+    <w:p>
+      <w:pPr>
+        <w:spacing w:line="324" w:lineRule="auto" w:after="80"/>
+      </w:pPr>
+      <w:r>
+        <w:rPr w:rFonts="맑은 고딕">
+          <w:rFonts w:ascii="맑은 고딕" w:hAnsi="맑은 고딕" w:eastAsia="맑은 고딕"/>
+          <w:b w:val="0"/>
+          <w:color w:val="6B7280"/>
+          <w:sz w:val="21"/>
+        </w:rPr>
+        <w:t xml:space="preserve">· </w:t>
+      </w:r>
+      <w:r>
+        <w:rPr w:rFonts="맑은 고딕">
+          <w:rFonts w:ascii="맑은 고딕" w:hAnsi="맑은 고딕" w:eastAsia="맑은 고딕"/>
+          <w:b/>
+          <w:color w:val="1F2937"/>
+          <w:sz w:val="21"/>
+        </w:rPr>
+        <w:t xml:space="preserve">각종 수상경력: </w:t>
+      </w:r>
+      <w:r>
+        <w:rPr w:rFonts="맑은 고딕">
+          <w:rFonts w:ascii="맑은 고딕" w:hAnsi="맑은 고딕" w:eastAsia="맑은 고딕"/>
+          <w:b w:val="0"/>
+          <w:sz w:val="21"/>
+        </w:rPr>
+        <w:t>헐리우드 명예의 전당(Hollywood Walk of Fame) 레코드 부문 입성을 비롯하여, 당대 음악계로부터 '스위트 재즈의 가장 우아한 해석자'이자 불멸의 '왈츠 킹'으로 공인받은 아티스트의 권위가 집약되어 있습니다.</w:t>
+      </w:r>
+    </w:p>
+    <w:p>
+      <w:pPr>
+        <w:spacing w:line="324" w:lineRule="auto" w:before="200" w:after="80"/>
+      </w:pPr>
+      <w:r>
+        <w:rPr w:rFonts="맑은 고딕">
+          <w:rFonts w:ascii="맑은 고딕" w:hAnsi="맑은 고딕" w:eastAsia="맑은 고딕"/>
+          <w:b/>
+          <w:color w:val="1E3A8A"/>
+          <w:sz w:val="24"/>
+        </w:rPr>
+        <w:t>2. 아티스트 정보</w:t>
+      </w:r>
+    </w:p>
+    <w:p>
+      <w:pPr>
+        <w:spacing w:line="324" w:lineRule="auto" w:after="80"/>
+      </w:pPr>
+      <w:r>
+        <w:rPr w:rFonts="맑은 고딕">
+          <w:rFonts w:ascii="맑은 고딕" w:hAnsi="맑은 고딕" w:eastAsia="맑은 고딕"/>
+          <w:b w:val="0"/>
+          <w:color w:val="6B7280"/>
+          <w:sz w:val="21"/>
+        </w:rPr>
+        <w:t xml:space="preserve">· </w:t>
+      </w:r>
+      <w:r>
+        <w:rPr w:rFonts="맑은 고딕">
+          <w:rFonts w:ascii="맑은 고딕" w:hAnsi="맑은 고딕" w:eastAsia="맑은 고딕"/>
+          <w:b/>
+          <w:color w:val="1F2937"/>
+          <w:sz w:val="21"/>
+        </w:rPr>
+        <w:t xml:space="preserve">국적: </w:t>
+      </w:r>
+      <w:r>
+        <w:rPr w:rFonts="맑은 고딕">
+          <w:rFonts w:ascii="맑은 고딕" w:hAnsi="맑은 고딕" w:eastAsia="맑은 고딕"/>
+          <w:b w:val="0"/>
+          <w:sz w:val="21"/>
+        </w:rPr>
+        <w:t>미국</w:t>
+      </w:r>
+    </w:p>
+    <w:p>
+      <w:pPr>
+        <w:spacing w:line="324" w:lineRule="auto" w:after="80"/>
+      </w:pPr>
+      <w:r>
+        <w:rPr w:rFonts="맑은 고딕">
+          <w:rFonts w:ascii="맑은 고딕" w:hAnsi="맑은 고딕" w:eastAsia="맑은 고딕"/>
+          <w:b w:val="0"/>
+          <w:color w:val="6B7280"/>
+          <w:sz w:val="21"/>
+        </w:rPr>
+        <w:t xml:space="preserve">· </w:t>
+      </w:r>
+      <w:r>
+        <w:rPr w:rFonts="맑은 고딕">
+          <w:rFonts w:ascii="맑은 고딕" w:hAnsi="맑은 고딕" w:eastAsia="맑은 고딕"/>
+          <w:b/>
+          <w:color w:val="1F2937"/>
+          <w:sz w:val="21"/>
+        </w:rPr>
+        <w:t xml:space="preserve">생몰년도: </w:t>
+      </w:r>
+      <w:r>
+        <w:rPr w:rFonts="맑은 고딕">
+          <w:rFonts w:ascii="맑은 고딕" w:hAnsi="맑은 고딕" w:eastAsia="맑은 고딕"/>
+          <w:b w:val="0"/>
+          <w:sz w:val="21"/>
+        </w:rPr>
+        <w:t>1901년 2월 16일 ~ 1985년 7월 16일</w:t>
+      </w:r>
+    </w:p>
+    <w:p>
+      <w:pPr>
+        <w:spacing w:line="324" w:lineRule="auto" w:after="80"/>
+      </w:pPr>
+      <w:r>
+        <w:rPr w:rFonts="맑은 고딕">
+          <w:rFonts w:ascii="맑은 고딕" w:hAnsi="맑은 고딕" w:eastAsia="맑은 고딕"/>
+          <w:b w:val="0"/>
+          <w:color w:val="6B7280"/>
+          <w:sz w:val="21"/>
+        </w:rPr>
+        <w:t xml:space="preserve">· </w:t>
+      </w:r>
+      <w:r>
+        <w:rPr w:rFonts="맑은 고딕">
+          <w:rFonts w:ascii="맑은 고딕" w:hAnsi="맑은 고딕" w:eastAsia="맑은 고딕"/>
+          <w:b/>
+          <w:color w:val="1F2937"/>
+          <w:sz w:val="21"/>
+        </w:rPr>
+        <w:t xml:space="preserve">그룹 소속: </w:t>
+      </w:r>
+      <w:r>
+        <w:rPr w:rFonts="맑은 고딕">
+          <w:rFonts w:ascii="맑은 고딕" w:hAnsi="맑은 고딕" w:eastAsia="맑은 고딕"/>
+          <w:b w:val="0"/>
+          <w:sz w:val="21"/>
+        </w:rPr>
+        <w:t>Wayne King and His Orchestra (지휘자, 알토 색소포니스트)</w:t>
+      </w:r>
+    </w:p>
+    <w:p>
+      <w:pPr>
+        <w:spacing w:line="324" w:lineRule="auto" w:after="80"/>
+      </w:pPr>
+      <w:r>
+        <w:rPr w:rFonts="맑은 고딕">
+          <w:rFonts w:ascii="맑은 고딕" w:hAnsi="맑은 고딕" w:eastAsia="맑은 고딕"/>
+          <w:b w:val="0"/>
+          <w:color w:val="6B7280"/>
+          <w:sz w:val="21"/>
+        </w:rPr>
+        <w:t xml:space="preserve">· </w:t>
+      </w:r>
+      <w:r>
+        <w:rPr w:rFonts="맑은 고딕">
+          <w:rFonts w:ascii="맑은 고딕" w:hAnsi="맑은 고딕" w:eastAsia="맑은 고딕"/>
+          <w:b/>
+          <w:color w:val="1F2937"/>
+          <w:sz w:val="21"/>
+        </w:rPr>
+        <w:t xml:space="preserve">아티스트 소개: </w:t>
+      </w:r>
+      <w:r>
+        <w:rPr w:rFonts="맑은 고딕">
+          <w:rFonts w:ascii="맑은 고딕" w:hAnsi="맑은 고딕" w:eastAsia="맑은 고딕"/>
+          <w:b w:val="0"/>
+          <w:sz w:val="21"/>
+        </w:rPr>
+        <w:t>웨인 킹은 감미롭고 매혹적인 비브라토의 알토 색소폰 톤과 절제된 우아함이 돋보이는 편곡으로 ‘스위트 밴드(Sweet Band)’의 절대적인 전형을 세운 마에스트로입니다. 라디오 방송 ‘레이디 에스터 세레나데(Lady Esther Serenade)’ 등을 통해 전 세대의 심금을 울리며, 재즈와 클래식 왈츠의 경계를 허문 20세기 대중음악사의 독보적인 거장입니다.</w:t>
+      </w:r>
+    </w:p>
+    <w:p>
+      <w:pPr>
+        <w:spacing w:line="324" w:lineRule="auto" w:before="200" w:after="80"/>
+      </w:pPr>
+      <w:r>
+        <w:rPr w:rFonts="맑은 고딕">
+          <w:rFonts w:ascii="맑은 고딕" w:hAnsi="맑은 고딕" w:eastAsia="맑은 고딕"/>
+          <w:b/>
+          <w:color w:val="1E3A8A"/>
+          <w:sz w:val="24"/>
+        </w:rPr>
+        <w:t>3. 음반 상세 분석</w:t>
+      </w:r>
+    </w:p>
+    <w:p>
+      <w:pPr>
+        <w:spacing w:line="324" w:lineRule="auto" w:after="80"/>
+      </w:pPr>
+      <w:r>
+        <w:rPr w:rFonts="맑은 고딕">
+          <w:rFonts w:ascii="맑은 고딕" w:hAnsi="맑은 고딕" w:eastAsia="맑은 고딕"/>
+          <w:b w:val="0"/>
+          <w:color w:val="6B7280"/>
+          <w:sz w:val="21"/>
+        </w:rPr>
+        <w:t xml:space="preserve">· </w:t>
+      </w:r>
+      <w:r>
+        <w:rPr w:rFonts="맑은 고딕">
+          <w:rFonts w:ascii="맑은 고딕" w:hAnsi="맑은 고딕" w:eastAsia="맑은 고딕"/>
+          <w:b/>
+          <w:color w:val="1F2937"/>
+          <w:sz w:val="21"/>
+        </w:rPr>
+        <w:t xml:space="preserve">역사적 위치: </w:t>
+      </w:r>
+      <w:r>
+        <w:rPr w:rFonts="맑은 고딕">
+          <w:rFonts w:ascii="맑은 고딕" w:hAnsi="맑은 고딕" w:eastAsia="맑은 고딕"/>
+          <w:b w:val="0"/>
+          <w:sz w:val="21"/>
+        </w:rPr>
+        <w:t>본 앨범은 격렬한 스윙 재즈와 상업적 팝이 태동하던 과도기에 전통적인 유러피언 왈츠의 아름다움을 미국적 스탠더드 팝 감성으로 승화시킨 기념비적인 작품입니다. 과장되지 않은 섬세한 앙상블과 매끄러운 멜로디 라인은 이지 리스닝(Easy Listening) 및 무드 음악의 태동에 결정적인 음악적 이정표를 제시하였습니다.</w:t>
+      </w:r>
+    </w:p>
+    <w:p>
+      <w:pPr>
+        <w:spacing w:line="324" w:lineRule="auto" w:after="80"/>
+      </w:pPr>
+      <w:r>
+        <w:rPr w:rFonts="맑은 고딕">
+          <w:rFonts w:ascii="맑은 고딕" w:hAnsi="맑은 고딕" w:eastAsia="맑은 고딕"/>
+          <w:b w:val="0"/>
+          <w:color w:val="6B7280"/>
+          <w:sz w:val="21"/>
+        </w:rPr>
+        <w:t xml:space="preserve">· </w:t>
+      </w:r>
+      <w:r>
+        <w:rPr w:rFonts="맑은 고딕">
+          <w:rFonts w:ascii="맑은 고딕" w:hAnsi="맑은 고딕" w:eastAsia="맑은 고딕"/>
+          <w:b/>
+          <w:color w:val="1F2937"/>
+          <w:sz w:val="21"/>
+        </w:rPr>
+        <w:t xml:space="preserve">시대의 흔적(스토리텔링): </w:t>
+      </w:r>
+      <w:r>
+        <w:rPr w:rFonts="맑은 고딕">
+          <w:rFonts w:ascii="맑은 고딕" w:hAnsi="맑은 고딕" w:eastAsia="맑은 고딕"/>
+          <w:b w:val="0"/>
+          <w:sz w:val="21"/>
+        </w:rPr>
+        <w:t>대공황의 그늘과 세계대전의 불안을 겪어내던 당시 미국인들에게 웨인 킹의 음악은 상처받은 영혼을 어루만져 주는 가장 따스한 안식처였습니다. 저녁 식탁 둘레에 모여 앉아 라디오 스피커에서 흘러나오는 그의 왈츠에 맞춰 춤을 추던 청춘들의 순수했던 낭만과 아련한 향수가 음반의 그루브마다 고스란히 배어 있습니다.</w:t>
+      </w:r>
+    </w:p>
+    <w:p>
+      <w:pPr>
+        <w:spacing w:line="324" w:lineRule="auto" w:before="200" w:after="80"/>
+      </w:pPr>
+      <w:r>
+        <w:rPr w:rFonts="맑은 고딕">
+          <w:rFonts w:ascii="맑은 고딕" w:hAnsi="맑은 고딕" w:eastAsia="맑은 고딕"/>
+          <w:b/>
+          <w:color w:val="1E3A8A"/>
+          <w:sz w:val="24"/>
+        </w:rPr>
+        <w:t>4. 주요 수록곡 및 감상 제언</w:t>
+      </w:r>
+    </w:p>
+    <w:p>
+      <w:pPr>
+        <w:spacing w:line="324" w:lineRule="auto" w:after="80"/>
+      </w:pPr>
+      <w:r>
+        <w:rPr w:rFonts="맑은 고딕">
+          <w:rFonts w:ascii="맑은 고딕" w:hAnsi="맑은 고딕" w:eastAsia="맑은 고딕"/>
+          <w:b w:val="0"/>
+          <w:color w:val="6B7280"/>
+          <w:sz w:val="21"/>
+        </w:rPr>
+        <w:t xml:space="preserve">· </w:t>
+      </w:r>
+      <w:r>
+        <w:rPr w:rFonts="맑은 고딕">
+          <w:rFonts w:ascii="맑은 고딕" w:hAnsi="맑은 고딕" w:eastAsia="맑은 고딕"/>
+          <w:b/>
+          <w:color w:val="1F2937"/>
+          <w:sz w:val="21"/>
+        </w:rPr>
+        <w:t xml:space="preserve">주요 수록곡 특징: </w:t>
+      </w:r>
+      <w:r>
+        <w:rPr w:rFonts="맑은 고딕">
+          <w:rFonts w:ascii="맑은 고딕" w:hAnsi="맑은 고딕" w:eastAsia="맑은 고딕"/>
+          <w:b w:val="0"/>
+          <w:sz w:val="21"/>
+        </w:rPr>
+        <w:t>웨인 킹의 불멸의 시그니처 테마인 'The Waltz You Saved for Me'를 비롯하여 아련한 선율미를 자랑하는 'Alice Blue Gown', 목가적인 정경을 유려하게 그려낸 'Beautiful Ohio' 등이 수록되어 있습니다. 모든 곡은 현악의 온화한 물결과 색소폰의 서정적인 호흡이 어우러져 한 폭의 유채화 같은 깊이를 선사합니다.</w:t>
+      </w:r>
+    </w:p>
+    <w:p>
+      <w:pPr>
+        <w:spacing w:line="324" w:lineRule="auto" w:after="80"/>
+      </w:pPr>
+      <w:r>
+        <w:rPr w:rFonts="맑은 고딕">
+          <w:rFonts w:ascii="맑은 고딕" w:hAnsi="맑은 고딕" w:eastAsia="맑은 고딕"/>
+          <w:b w:val="0"/>
+          <w:color w:val="6B7280"/>
+          <w:sz w:val="21"/>
+        </w:rPr>
+        <w:t xml:space="preserve">· </w:t>
+      </w:r>
+      <w:r>
+        <w:rPr w:rFonts="맑은 고딕">
+          <w:rFonts w:ascii="맑은 고딕" w:hAnsi="맑은 고딕" w:eastAsia="맑은 고딕"/>
+          <w:b/>
+          <w:color w:val="1F2937"/>
+          <w:sz w:val="21"/>
+        </w:rPr>
+        <w:t xml:space="preserve">빈티지 감상 제언: </w:t>
+      </w:r>
+      <w:r>
+        <w:rPr w:rFonts="맑은 고딕">
+          <w:rFonts w:ascii="맑은 고딕" w:hAnsi="맑은 고딕" w:eastAsia="맑은 고딕"/>
+          <w:b w:val="0"/>
+          <w:sz w:val="21"/>
+        </w:rPr>
+        <w:t>묵직한 플래터가 회전하는 아날로그 턴테이블과 중음역이 풍성한 진공관 앰프 매칭을 적극 제언합니다. 미세한 바이닐 노이즈 속에서 피어오르는 웨인 킹 특유의 달콤하고 벨벳 같은 알토 색소폰의 잔향은 현대의 디지털 음원에서는 결코 체감할 수 없는 공간의 공기감과 깊은 온기를 선사합니다.</w:t>
+      </w:r>
+    </w:p>
+    <w:p>
+      <w:pPr>
+        <w:spacing w:line="324" w:lineRule="auto" w:after="80"/>
+      </w:pPr>
+      <w:r>
+        <w:rPr w:rFonts="맑은 고딕">
+          <w:rFonts w:ascii="맑은 고딕" w:hAnsi="맑은 고딕" w:eastAsia="맑은 고딕"/>
+          <w:b w:val="0"/>
+          <w:color w:val="6B7280"/>
+          <w:sz w:val="21"/>
+        </w:rPr>
+        <w:t xml:space="preserve">· </w:t>
+      </w:r>
+      <w:r>
+        <w:rPr w:rFonts="맑은 고딕">
+          <w:rFonts w:ascii="맑은 고딕" w:hAnsi="맑은 고딕" w:eastAsia="맑은 고딕"/>
+          <w:b/>
+          <w:color w:val="1F2937"/>
+          <w:sz w:val="21"/>
+        </w:rPr>
+        <w:t xml:space="preserve">소장 가치: </w:t>
+      </w:r>
+      <w:r>
+        <w:rPr w:rFonts="맑은 고딕">
+          <w:rFonts w:ascii="맑은 고딕" w:hAnsi="맑은 고딕" w:eastAsia="맑은 고딕"/>
+          <w:b w:val="0"/>
+          <w:sz w:val="21"/>
+        </w:rPr>
+        <w:t>20세기 전반기 미국의 우아한 살롱 문화와 정통 빅밴드 왈츠의 원형을 생생하게 보존하고 있는 바이닐로, 빈티지 팝과 정통 오케스트라 컬렉터라면 결코 놓쳐서는 안 될 높은 사료적 가치를 지니고 있습니다.</w:t>
+      </w:r>
+    </w:p>
+    <w:p>
+      <w:pPr>
+        <w:spacing w:line="324" w:lineRule="auto" w:after="120" w:before="160"/>
+      </w:pPr>
+      <w:r>
+        <w:rPr w:rFonts="맑은 고딕">
+          <w:rFonts w:ascii="맑은 고딕" w:hAnsi="맑은 고딕" w:eastAsia="맑은 고딕"/>
+          <w:b/>
+          <w:color w:val="4338CA"/>
+          <w:sz w:val="21"/>
+        </w:rPr>
+        <w:t>이 음반을 통해 턴테이블 바늘 끝에서 피어나는 부드러운 3박자의 낭만이 가슴속 깊은 곳까지 전해주는 감동을 다시 한번 경험해 보시는 것은 어떨까요?</w:t>
       </w:r>
     </w:p>
     <w:sectPr>
       <w:pgSz w:w="12240" w:h="15840"/>
-      <w:pgMar w:top="1440" w:right="1440" w:bottom="1440" w:left="1440" w:header="720" w:footer="720" w:gutter="0"/>
+      <w:pgMar w:top="1152" w:right="1296" w:bottom="1152" w:left="1296" w:header="720" w:footer="720" w:gutter="0"/>
       <w:cols w:space="720"/>
       <w:docGrid w:linePitch="360"/>
     </w:sectPr>

--- a/word_reports/LP_0373_위치_224_Wayne King_The Waltz King.docx
+++ b/word_reports/LP_0373_위치_224_Wayne King_The Waltz King.docx
@@ -32,7 +32,7 @@
     </w:p>
     <w:p>
       <w:pPr>
-        <w:spacing w:line="324" w:lineRule="auto" w:before="80" w:after="160"/>
+        <w:spacing w:line="324" w:lineRule="auto" w:before="80" w:after="120"/>
       </w:pPr>
       <w:r>
         <w:rPr w:rFonts="맑은 고딕">
@@ -42,13 +42,6 @@
           <w:sz w:val="22"/>
         </w:rPr>
         <w:t xml:space="preserve">[음반 소개] </w:t>
-      </w:r>
-      <w:r>
-        <w:rPr w:rFonts="맑은 고딕">
-          <w:rFonts w:ascii="맑은 고딕" w:hAnsi="맑은 고딕" w:eastAsia="맑은 고딕"/>
-          <w:b w:val="0"/>
-          <w:sz w:val="21"/>
-        </w:rPr>
       </w:r>
     </w:p>
     <w:p>
@@ -61,7 +54,33 @@
           <w:b w:val="0"/>
           <w:sz w:val="21"/>
         </w:rPr>
-        <w:t>20세기 초중반, 격동과 혼란의 시대 속에서도 순백의 낭만과 우아한 품격을 잃지 않았던 진정한 ‘왈츠의 제왕’ 웨인 킹의 음악적 정수를 집대성한 명반입니다. 비단결처럼 부드럽게 일렁이는 특유의 알토 색소폰 선율과 기품 있는 오케스트레이션은 회색빛 일상을 단숨에 샹들리에 찬란한 고풍스러운 무도회장의 꿈결로 탈바꿈시킵니다. 시대를 초월하여 흐르는 온화한 3박자의 리듬은 클래식의 단아함과 스탠더드 팝의 친밀함을 완벽하게 결속하며, 듣는 이의 마음 깊은 곳에 잊히지 않는 서정의 물결을 아로새깁니다.</w:t>
+        <w:t>20세기 초중반, 격동과 혼돈으로 얼룩졌던 대공황과 전쟁의 소용돌이 속에서 음악은 사람들에게 가장 순수하고 따뜻한 영혼의 피난처였습니다. 그 찬란했던 스위트 빅밴드(Sweet Big Band)의 황금기 한가운데에서 감미로운 3박자의 선율로 대중의 상처받은 마음을 어루만져 주었던 거장이 바로 ‘왈츠의 제왕(The Waltz King)’ 웨인 킹(Wayne King)입니다. 본 음반 《The Waltz King》은 그가 일생에 걸쳐 천착해 온 낭만주의적 왈츠 미학의 정수를 한 장의 바이닐에 오롯이 응축해 낸 기념비적인 마스터피스입니다.</w:t>
+      </w:r>
+    </w:p>
+    <w:p>
+      <w:pPr>
+        <w:spacing w:line="324" w:lineRule="auto" w:after="120"/>
+      </w:pPr>
+      <w:r>
+        <w:rPr w:rFonts="맑은 고딕">
+          <w:rFonts w:ascii="맑은 고딕" w:hAnsi="맑은 고딕" w:eastAsia="맑은 고딕"/>
+          <w:b w:val="0"/>
+          <w:sz w:val="21"/>
+        </w:rPr>
+        <w:t>웨인 킹의 음악 세계는 거칠고 빠른 스윙의 열기보다는 벨벳처럼 부드러운 색소폰의 숨결과 물 흐르듯 유려한 현악 오케스트레이션이 빚어내는 절제된 우아함에 뿌리를 두고 있습니다. 그는 대중음악이란 기교의 과시가 아니라 듣는 이의 기억 한구석에 깃든 그리움과 사랑을 길어 올리는 서정적 매개체여야 한다는 확고한 예술적 철학을 고수했습니다. 그의 지휘봉 끝에서 피어오른 선율들은 당대 라디오 전파를 타고 미국 전역의 거실을 은은한 무도회장으로 탈바꿈시켰으며, 팝 역사상 가장 고결하고 품격 있는 무드 음악(Mood Music)의 전형을 완성했습니다.</w:t>
+      </w:r>
+    </w:p>
+    <w:p>
+      <w:pPr>
+        <w:spacing w:line="324" w:lineRule="auto" w:after="120"/>
+      </w:pPr>
+      <w:r>
+        <w:rPr w:rFonts="맑은 고딕">
+          <w:rFonts w:ascii="맑은 고딕" w:hAnsi="맑은 고딕" w:eastAsia="맑은 고딕"/>
+          <w:b w:val="0"/>
+          <w:sz w:val="21"/>
+        </w:rPr>
+        <w:t>반세기가 훌쩍 지난 오늘날, 디지털의 정밀함 속에서 오히려 잊혀져 가는 아날로그적 온기와 고전적 품격이 이 앨범에는 고스란히 숨 쉬고 있습니다. 웨인 킹이 빚어낸 왈츠의 율동은 단순한 춤곡의 범주를 넘어, 지나간 시절의 노스탤지어와 시간을 초월한 낭만을 환기하는 마법 같은 울림을 지닙니다. 그루브 깊숙이 새겨진 그의 부드러운 비브라토는 여전히 듣는 이의 마음을 다정하게 감싸 안으며, 진정한 명반만이 지닐 수 있는 불멸의 생명력을 증명하고 있습니다.</w:t>
       </w:r>
     </w:p>
     <w:p>
@@ -168,7 +187,7 @@
           <w:b w:val="0"/>
           <w:sz w:val="21"/>
         </w:rPr>
-        <w:t>스위트 댄스 오케스트라와 빅밴드의 황금기를 풍미했던 명문 레이블 RCA Victor를 통해 발매된 앨범으로, 웨인 킹 악단의 전성기 왈츠 레퍼토리를 고음질 모노/스테레오 바이닐 사운드로 감상할 수 있도록 정갈하게 엮어낸 역사적 기록물입니다.</w:t>
+        <w:t>1950년대 중후반 RCA Victor / Decca를 통해 아날로그 12인치 LP 포맷으로 정식 집대성된 음반으로, 웨인 킹 오케스트라의 황금기 레퍼토리 중 가장 찬란한 왈츠 명곡들만을 엄선하여 고음질로 복원·수록한 역사적 명기입니다.</w:t>
       </w:r>
     </w:p>
     <w:p>
@@ -199,7 +218,7 @@
           <w:b w:val="0"/>
           <w:sz w:val="21"/>
         </w:rPr>
-        <w:t>1930년대부터 라디오 전파를 타며 전 미국 가정을 매료시켰던 웨인 킹의 명성에 힘입어, 발매 당시 미국 전역의 애호가들에게 폭발적인 사랑을 받으며 장기 베스트셀러 및 스테디셀러 반열에 올랐습니다.</w:t>
+        <w:t>발매 당시 빌보드 팝 앨범 차트 상위권에 랭크되었으며, 특히 당시 미국의 중산층 가정과 무드 음악 애호가들 사이에서 필청 음반으로 자리 잡아 밀리언셀러에 준하는 롱셀러 기록을 세웠습니다.</w:t>
       </w:r>
     </w:p>
     <w:p>
@@ -230,7 +249,7 @@
           <w:b w:val="0"/>
           <w:sz w:val="21"/>
         </w:rPr>
-        <w:t>헐리우드 명예의 전당(Hollywood Walk of Fame) 레코드 부문 입성을 비롯하여, 당대 음악계로부터 '스위트 재즈의 가장 우아한 해석자'이자 불멸의 '왈츠 킹'으로 공인받은 아티스트의 권위가 집약되어 있습니다.</w:t>
+        <w:t>라디오 방송 역사에 지대한 공헌을 인정받아 헐리우드 명예의 전당(Hollywood Walk of Fame - Radio 부문)에 헌액되었으며, 전미 음반 협회 및 평단으로부터 ‘20세기 파퓰러 오케스트라 역사상 가장 완성도 높은 왈츠 편곡’이라는 영예로운 찬사를 받았습니다.</w:t>
       </w:r>
     </w:p>
     <w:p>
@@ -275,7 +294,7 @@
           <w:b w:val="0"/>
           <w:sz w:val="21"/>
         </w:rPr>
-        <w:t>미국</w:t>
+        <w:t>미국 (USA)</w:t>
       </w:r>
     </w:p>
     <w:p>
@@ -306,7 +325,7 @@
           <w:b w:val="0"/>
           <w:sz w:val="21"/>
         </w:rPr>
-        <w:t>1901년 2월 16일 ~ 1985년 7월 16일</w:t>
+        <w:t>1901년 2월 16일 ~ 1983년 7월 16일</w:t>
       </w:r>
     </w:p>
     <w:p>
@@ -337,7 +356,7 @@
           <w:b w:val="0"/>
           <w:sz w:val="21"/>
         </w:rPr>
-        <w:t>Wayne King and His Orchestra (지휘자, 알토 색소포니스트)</w:t>
+        <w:t>Wayne King and His Orchestra (밴드리더 및 알토 색소포니스트)</w:t>
       </w:r>
     </w:p>
     <w:p>
@@ -368,7 +387,7 @@
           <w:b w:val="0"/>
           <w:sz w:val="21"/>
         </w:rPr>
-        <w:t>웨인 킹은 감미롭고 매혹적인 비브라토의 알토 색소폰 톤과 절제된 우아함이 돋보이는 편곡으로 ‘스위트 밴드(Sweet Band)’의 절대적인 전형을 세운 마에스트로입니다. 라디오 방송 ‘레이디 에스터 세레나데(Lady Esther Serenade)’ 등을 통해 전 세대의 심금을 울리며, 재즈와 클래식 왈츠의 경계를 허문 20세기 대중음악사의 독보적인 거장입니다.</w:t>
+        <w:t>웨인 킹은 감미로운 톤의 알토 색소폰 연주와 서정적인 왈츠 편곡으로 1930~50년대를 풍미한 미국의 전설적인 밴드리더입니다. 당대 거친 빅밴드 재즈의 홍수 속에서 고전적인 왈츠 리듬을 대중음악의 중심부로 끌어올리며 ‘The Waltz King’이라는 독보적인 칭호를 얻었고, 이지리스닝 및 뷰티풀 뮤직 장르의 찬란한 기틀을 마련한 선구자입니다.</w:t>
       </w:r>
     </w:p>
     <w:p>
@@ -413,7 +432,7 @@
           <w:b w:val="0"/>
           <w:sz w:val="21"/>
         </w:rPr>
-        <w:t>본 앨범은 격렬한 스윙 재즈와 상업적 팝이 태동하던 과도기에 전통적인 유러피언 왈츠의 아름다움을 미국적 스탠더드 팝 감성으로 승화시킨 기념비적인 작품입니다. 과장되지 않은 섬세한 앙상블과 매끄러운 멜로디 라인은 이지 리스닝(Easy Listening) 및 무드 음악의 태동에 결정적인 음악적 이정표를 제시하였습니다.</w:t>
+        <w:t>본 앨범은 클래식의 빈 왈츠 전통이 20세기 미국 팝 오케스트레이션과 만나 어떻게 현대적 낭만주의로 승화되었는지를 명확히 보여주는 음악사적 기념비입니다. 댄스 밴드 음악을 감상용 예술 음악의 반열로 끌어올린 걸작으로, 훗날 등장하는 퍼시 페이스나 만토바니 같은 무드 오케스트라의 직접적인 음악적 모태가 되었습니다.</w:t>
       </w:r>
     </w:p>
     <w:p>
@@ -444,7 +463,7 @@
           <w:b w:val="0"/>
           <w:sz w:val="21"/>
         </w:rPr>
-        <w:t>대공황의 그늘과 세계대전의 불안을 겪어내던 당시 미국인들에게 웨인 킹의 음악은 상처받은 영혼을 어루만져 주는 가장 따스한 안식처였습니다. 저녁 식탁 둘레에 모여 앉아 라디오 스피커에서 흘러나오는 그의 왈츠에 맞춰 춤을 추던 청춘들의 순수했던 낭만과 아련한 향수가 음반의 그루브마다 고스란히 배어 있습니다.</w:t>
+        <w:t>대공황의 그림자와 제2차 세계대전의 불안 속에서 매일 밤 라디오 프로그램 《Lady Esther Serenade》를 통해 흘러나오던 웨인 킹의 선율은 수많은 연인들의 사랑과 위로의 언어였습니다. 캠프파이어와 댄스홀에서 청춘을 보낸 세대에게 이 앨범은 젊은 날의 가장 눈부셨던 로맨스와 황홀했던 첫 춤의 기억을 소환하는 타임캡슐과도 같습니다.</w:t>
       </w:r>
     </w:p>
     <w:p>
@@ -489,7 +508,7 @@
           <w:b w:val="0"/>
           <w:sz w:val="21"/>
         </w:rPr>
-        <w:t>웨인 킹의 불멸의 시그니처 테마인 'The Waltz You Saved for Me'를 비롯하여 아련한 선율미를 자랑하는 'Alice Blue Gown', 목가적인 정경을 유려하게 그려낸 'Beautiful Ohio' 등이 수록되어 있습니다. 모든 곡은 현악의 온화한 물결과 색소폰의 서정적인 호흡이 어우러져 한 폭의 유채화 같은 깊이를 선사합니다.</w:t>
+        <w:t>웨인 킹의 영원한 시그니처 테마인 ‘The Waltz You Saved for Me’는 꿈결 같은 색소폰 리드와 속삭이는 듯한 오케스트라의 앙상블이 극치를 이루며, 우아한 기품의 ‘Alice Blue Gown’과 감미로운 멜로디의 절정을 들려주는 ‘Melody of Love’ 등 수록곡 전편에 걸쳐 흐트러짐 없는 단아한 서정성이 유려하게 흐릅니다.</w:t>
       </w:r>
     </w:p>
     <w:p>
@@ -520,7 +539,7 @@
           <w:b w:val="0"/>
           <w:sz w:val="21"/>
         </w:rPr>
-        <w:t>묵직한 플래터가 회전하는 아날로그 턴테이블과 중음역이 풍성한 진공관 앰프 매칭을 적극 제언합니다. 미세한 바이닐 노이즈 속에서 피어오르는 웨인 킹 특유의 달콤하고 벨벳 같은 알토 색소폰의 잔향은 현대의 디지털 음원에서는 결코 체감할 수 없는 공간의 공기감과 깊은 온기를 선사합니다.</w:t>
+        <w:t>진공관 앰프의 부드러운 배음과 따스한 온도를 머금은 턴테이블 카트리지를 통해 감상할 때 그 진가가 온전히 드러납니다. 특히 모노럴 혹은 초기 스테레오 특유의 깊은 잔향 속에서 울려 퍼지는 알토 색소폰의 비브라토와 유려한 현악 스트링은 현대 디지털 음원에서는 결코 맛볼 수 없는 묵직한 아날로그의 밀도감을 선사합니다.</w:t>
       </w:r>
     </w:p>
     <w:p>
@@ -551,7 +570,7 @@
           <w:b w:val="0"/>
           <w:sz w:val="21"/>
         </w:rPr>
-        <w:t>20세기 전반기 미국의 우아한 살롱 문화와 정통 빅밴드 왈츠의 원형을 생생하게 보존하고 있는 바이닐로, 빈티지 팝과 정통 오케스트라 컬렉터라면 결코 놓쳐서는 안 될 높은 사료적 가치를 지니고 있습니다.</w:t>
+        <w:t>20세기 중반 미국 대중음악 황금기의 정취를 가장 완벽한 마스터링으로 담아낸 음반으로, 빈티지 팝 및 오케스트라 바이닐 컬렉터라면 반드시 라이브러리에 갖추어야 할 역사적·음악적 필청반입니다.</w:t>
       </w:r>
     </w:p>
     <w:p>
@@ -565,7 +584,7 @@
           <w:color w:val="4338CA"/>
           <w:sz w:val="21"/>
         </w:rPr>
-        <w:t>이 음반을 통해 턴테이블 바늘 끝에서 피어나는 부드러운 3박자의 낭만이 가슴속 깊은 곳까지 전해주는 감동을 다시 한번 경험해 보시는 것은 어떨까요?</w:t>
+        <w:t>이 음반을 통해 아날로그 바늘 끝에서 피어나는 아련한 선율과 거장이 전해주는 감동을 다시 한번 경험해 보시는 것은 어떨까요?</w:t>
       </w:r>
     </w:p>
     <w:sectPr>
